--- a/business_document/02_sales_enablement/DOC-11_Battlecard_ULMS_vs_Finastra.docx
+++ b/business_document/02_sales_enablement/DOC-11_Battlecard_ULMS_vs_Finastra.docx
@@ -497,7 +497,7 @@
           <w:color w:val="222222"/>
           <w:sz w:val="19"/>
         </w:rPr>
-        <w:t xml:space="preserve"> DOC-11-SALES-05</w:t>
+        <w:t xml:space="preserve"> DOC-11-BAT-01</w:t>
       </w:r>
     </w:p>
     <w:p>
@@ -867,7 +867,7 @@
                 <w:color w:val="222222"/>
                 <w:sz w:val="17"/>
               </w:rPr>
-              <w:t>│ Typical Deal Size   │ $3,000,000 to $6,000,000+ USD License + Implementation│</w:t>
+              <w:t>│ Typical Deal Size   │ $3,000,000 to $7,000,000+ USD License + Implementation│</w:t>
             </w:r>
           </w:p>
           <w:p>
@@ -1133,7 +1133,7 @@
           <w:color w:val="222222"/>
           <w:sz w:val="19"/>
         </w:rPr>
-        <w:t>$3.0M to $5.0M USD (BDT 35 to 60+ Crore)</w:t>
+        <w:t>$3.0M to $7.0M USD (BDT 35 to 80+ Crore)</w:t>
       </w:r>
       <w:r>
         <w:rPr>
@@ -1260,7 +1260,7 @@
           <w:color w:val="222222"/>
           <w:sz w:val="19"/>
         </w:rPr>
-        <w:t>The Reality:</w:t>
+        <w:t>The Reality: Finastra Loan IQ was built for international cross-border syndicated finance. In Bangladesh, the majority of bank lending volume is comprised of Retail Consumer Loans, MSME Working Capital, and Islamic Shariah Financing.</w:t>
       </w:r>
       <w:r>
         <w:rPr>
@@ -1270,7 +1270,6 @@
           <w:color w:val="222222"/>
           <w:sz w:val="19"/>
         </w:rPr>
-        <w:t xml:space="preserve"> Finastra Loan IQ was built for international cross-border syndicated finance. In Bangladesh, over 80% of bank lending volume is comprised of </w:t>
       </w:r>
       <w:r>
         <w:rPr>
@@ -1280,7 +1279,6 @@
           <w:color w:val="222222"/>
           <w:sz w:val="19"/>
         </w:rPr>
-        <w:t>Retail Consumer Loans, MSME Working Capital, and Islamic Shariah Financing</w:t>
       </w:r>
       <w:r>
         <w:rPr>
@@ -1290,7 +1288,6 @@
           <w:color w:val="222222"/>
           <w:sz w:val="19"/>
         </w:rPr>
-        <w:t>.</w:t>
       </w:r>
     </w:p>
     <w:p>
@@ -1843,7 +1840,7 @@
                 <w:color w:val="222222"/>
                 <w:sz w:val="18"/>
               </w:rPr>
-              <w:t>$4.0M – $7.0M USD (৳45 – 80+ Cr)</w:t>
+              <w:t>$3.0M to $7.0M USD (৳35 – 80+ Crore)</w:t>
             </w:r>
           </w:p>
         </w:tc>
